--- a/Causal inference using autoencoders and text.docx
+++ b/Causal inference using autoencoders and text.docx
@@ -1386,6 +1386,68 @@
         <w:shd w:val="clear" w:color="auto" w:fill="FFFFFF"/>
         <w:spacing w:before="240" w:after="240" w:line="240" w:lineRule="auto"/>
         <w:jc w:val="both"/>
+      </w:pPr>
+    </w:p>
+    <w:p>
+      <w:pPr>
+        <w:shd w:val="clear" w:color="auto" w:fill="FFFFFF"/>
+        <w:spacing w:before="240" w:after="240" w:line="240" w:lineRule="auto"/>
+        <w:jc w:val="both"/>
+      </w:pPr>
+    </w:p>
+    <w:p>
+      <w:pPr>
+        <w:shd w:val="clear" w:color="auto" w:fill="FFFFFF"/>
+        <w:spacing w:before="240" w:after="240" w:line="240" w:lineRule="auto"/>
+        <w:jc w:val="center"/>
+      </w:pPr>
+      <w:r>
+        <w:rPr>
+          <w:noProof/>
+        </w:rPr>
+        <w:lastRenderedPageBreak/>
+        <w:drawing>
+          <wp:inline distT="0" distB="0" distL="0" distR="0" wp14:anchorId="4FD423BA" wp14:editId="502DEB65">
+            <wp:extent cx="3068782" cy="1979597"/>
+            <wp:effectExtent l="0" t="0" r="0" b="1905"/>
+            <wp:docPr id="1834550998" name="Picture 1"/>
+            <wp:cNvGraphicFramePr>
+              <a:graphicFrameLocks xmlns:a="http://schemas.openxmlformats.org/drawingml/2006/main" noChangeAspect="1"/>
+            </wp:cNvGraphicFramePr>
+            <a:graphic xmlns:a="http://schemas.openxmlformats.org/drawingml/2006/main">
+              <a:graphicData uri="http://schemas.openxmlformats.org/drawingml/2006/picture">
+                <pic:pic xmlns:pic="http://schemas.openxmlformats.org/drawingml/2006/picture">
+                  <pic:nvPicPr>
+                    <pic:cNvPr id="1834550998" name=""/>
+                    <pic:cNvPicPr/>
+                  </pic:nvPicPr>
+                  <pic:blipFill>
+                    <a:blip r:embed="rId7"/>
+                    <a:stretch>
+                      <a:fillRect/>
+                    </a:stretch>
+                  </pic:blipFill>
+                  <pic:spPr>
+                    <a:xfrm>
+                      <a:off x="0" y="0"/>
+                      <a:ext cx="3076961" cy="1984873"/>
+                    </a:xfrm>
+                    <a:prstGeom prst="rect">
+                      <a:avLst/>
+                    </a:prstGeom>
+                  </pic:spPr>
+                </pic:pic>
+              </a:graphicData>
+            </a:graphic>
+          </wp:inline>
+        </w:drawing>
+      </w:r>
+    </w:p>
+    <w:p>
+      <w:pPr>
+        <w:shd w:val="clear" w:color="auto" w:fill="FFFFFF"/>
+        <w:spacing w:before="240" w:after="240" w:line="240" w:lineRule="auto"/>
+        <w:jc w:val="both"/>
         <w:rPr>
           <w:lang w:val="en-GB"/>
         </w:rPr>
@@ -1976,7 +2038,6 @@
                 <w:szCs w:val="23"/>
                 <w:lang w:eastAsia="el-GR"/>
               </w:rPr>
-              <w:lastRenderedPageBreak/>
               <w:t>3</w:t>
             </w:r>
           </w:p>
@@ -4781,6 +4842,7 @@
                 <w:szCs w:val="23"/>
                 <w:lang w:eastAsia="el-GR"/>
               </w:rPr>
+              <w:lastRenderedPageBreak/>
               <w:t>24</w:t>
             </w:r>
           </w:p>
@@ -5019,14 +5081,7 @@
         <w:rPr>
           <w:lang w:val="en-GB"/>
         </w:rPr>
-        <w:t xml:space="preserve">From time = 10 to time = 24, the distance between the two lines also remains approximately 0.2 units. If the treatment had a significant additional effect, we </w:t>
-      </w:r>
-      <w:r>
-        <w:rPr>
-          <w:lang w:val="en-GB"/>
-        </w:rPr>
-        <w:lastRenderedPageBreak/>
-        <w:t>would expect the difference to increase after the average treatment time (e.g., if most units are treated around time = 10</w:t>
+        <w:t>From time = 10 to time = 24, the distance between the two lines also remains approximately 0.2 units. If the treatment had a significant additional effect, we would expect the difference to increase after the average treatment time (e.g., if most units are treated around time = 10</w:t>
       </w:r>
       <w:r>
         <w:rPr>
@@ -5637,14 +5692,7 @@
           <w:lang w:val="en-GB"/>
         </w:rPr>
         <w:noBreakHyphen/>
-        <w:t xml:space="preserve">sized neural network: the number of samples (240) is not excessively large, and with bootstrap of 50 replications and early stopping, the model can be trained without excessive </w:t>
-      </w:r>
-      <w:r>
-        <w:rPr>
-          <w:lang w:val="en-GB"/>
-        </w:rPr>
-        <w:lastRenderedPageBreak/>
-        <w:t>computational cost. On the other hand, 24 time periods are sufficient to capture temporal trends and patterns of change, but not so many as to require complex models (e.g., LSTM) – a fully connected autoencoder suffices, as also required by the assignment instructions.</w:t>
+        <w:t>sized neural network: the number of samples (240) is not excessively large, and with bootstrap of 50 replications and early stopping, the model can be trained without excessive computational cost. On the other hand, 24 time periods are sufficient to capture temporal trends and patterns of change, but not so many as to require complex models (e.g., LSTM) – a fully connected autoencoder suffices, as also required by the assignment instructions.</w:t>
       </w:r>
     </w:p>
     <w:p>
@@ -6605,6 +6653,7 @@
         <w:rPr>
           <w:lang w:val="en-GB"/>
         </w:rPr>
+        <w:lastRenderedPageBreak/>
         <w:t>For treated units, the outcome during the treatment period and after (t \</w:t>
       </w:r>
       <w:proofErr w:type="spellStart"/>
@@ -7388,19 +7437,7 @@
           <w:szCs w:val="24"/>
           <w:lang w:val="en-GB" w:eastAsia="el-GR"/>
         </w:rPr>
-        <w:t xml:space="preserve">. Therefore, during model training, we must not allow the autoencoder to "learn" from </w:t>
-      </w:r>
-      <w:r>
-        <w:rPr>
-          <w:rFonts w:ascii="Segoe UI" w:eastAsia="Times New Roman" w:hAnsi="Segoe UI" w:cs="Segoe UI"/>
-          <w:color w:val="0F1115"/>
-          <w:kern w:val="0"/>
-          <w:sz w:val="24"/>
-          <w:szCs w:val="24"/>
-          <w:lang w:val="en-GB" w:eastAsia="el-GR"/>
-        </w:rPr>
-        <w:lastRenderedPageBreak/>
-        <w:t>these </w:t>
+        <w:t>. Therefore, during model training, we must not allow the autoencoder to "learn" from these </w:t>
       </w:r>
       <m:oMath>
         <m:sSub>
@@ -8230,6 +8267,7 @@
         <w:rPr>
           <w:lang w:val="en-GB"/>
         </w:rPr>
+        <w:lastRenderedPageBreak/>
         <w:t>The 24 values of the mask</w:t>
       </w:r>
       <w:r>
@@ -8639,14 +8677,7 @@
             <w:rPr>
               <w:rFonts w:ascii="Cambria Math" w:hAnsi="Cambria Math"/>
             </w:rPr>
-            <w:lastRenderedPageBreak/>
-            <m:t>L</m:t>
-          </m:r>
-          <m:r>
-            <w:rPr>
-              <w:rFonts w:ascii="Cambria Math" w:hAnsi="Cambria Math"/>
-            </w:rPr>
-            <m:t>=</m:t>
+            <m:t>L=</m:t>
           </m:r>
           <m:f>
             <m:fPr>
@@ -8673,13 +8704,7 @@
                     <w:rPr>
                       <w:rFonts w:ascii="Cambria Math" w:hAnsi="Cambria Math"/>
                     </w:rPr>
-                    <m:t>i</m:t>
-                  </m:r>
-                  <m:r>
-                    <w:rPr>
-                      <w:rFonts w:ascii="Cambria Math" w:hAnsi="Cambria Math"/>
-                    </w:rPr>
-                    <m:t>=1</m:t>
+                    <m:t>i=1</m:t>
                   </m:r>
                 </m:sub>
                 <m:sup>
@@ -8707,13 +8732,7 @@
                         <w:rPr>
                           <w:rFonts w:ascii="Cambria Math" w:hAnsi="Cambria Math"/>
                         </w:rPr>
-                        <m:t>t</m:t>
-                      </m:r>
-                      <m:r>
-                        <w:rPr>
-                          <w:rFonts w:ascii="Cambria Math" w:hAnsi="Cambria Math"/>
-                        </w:rPr>
-                        <m:t>=1</m:t>
+                        <m:t>t=1</m:t>
                       </m:r>
                     </m:sub>
                     <m:sup>
@@ -8870,13 +8889,7 @@
                     <w:rPr>
                       <w:rFonts w:ascii="Cambria Math" w:hAnsi="Cambria Math"/>
                     </w:rPr>
-                    <m:t>i</m:t>
-                  </m:r>
-                  <m:r>
-                    <w:rPr>
-                      <w:rFonts w:ascii="Cambria Math" w:hAnsi="Cambria Math"/>
-                    </w:rPr>
-                    <m:t>=1</m:t>
+                    <m:t>i=1</m:t>
                   </m:r>
                 </m:sub>
                 <m:sup>
@@ -8904,13 +8917,7 @@
                         <w:rPr>
                           <w:rFonts w:ascii="Cambria Math" w:hAnsi="Cambria Math"/>
                         </w:rPr>
-                        <m:t>t</m:t>
-                      </m:r>
-                      <m:r>
-                        <w:rPr>
-                          <w:rFonts w:ascii="Cambria Math" w:hAnsi="Cambria Math"/>
-                        </w:rPr>
-                        <m:t>=1</m:t>
+                        <m:t>t=1</m:t>
                       </m:r>
                     </m:sub>
                     <m:sup>
@@ -8955,13 +8962,7 @@
                 <w:rPr>
                   <w:rFonts w:ascii="Cambria Math" w:hAnsi="Cambria Math"/>
                 </w:rPr>
-                <m:t>+</m:t>
-              </m:r>
-              <m:r>
-                <w:rPr>
-                  <w:rFonts w:ascii="Cambria Math" w:hAnsi="Cambria Math"/>
-                </w:rPr>
-                <m:t>ε</m:t>
+                <m:t>+ε</m:t>
               </m:r>
             </m:den>
           </m:f>
@@ -9194,14 +9195,7 @@
                 <w:b/>
                 <w:bCs/>
               </w:rPr>
-              <w:t>E</w:t>
-            </w:r>
-            <w:r>
-              <w:rPr>
-                <w:b/>
-                <w:bCs/>
-              </w:rPr>
-              <w:t>poch</w:t>
+              <w:t>Epoch</w:t>
             </w:r>
             <w:proofErr w:type="spellEnd"/>
           </w:p>
@@ -9570,6 +9564,7 @@
                 <w:b/>
                 <w:bCs/>
               </w:rPr>
+              <w:lastRenderedPageBreak/>
               <w:t>5</w:t>
             </w:r>
           </w:p>
@@ -10307,7 +10302,6 @@
                 <w:b/>
                 <w:bCs/>
               </w:rPr>
-              <w:lastRenderedPageBreak/>
               <w:t>90</w:t>
             </w:r>
           </w:p>
@@ -10763,7 +10757,7 @@
           <w:szCs w:val="24"/>
           <w:lang w:val="en-GB"/>
         </w:rPr>
-        <w:t>1</w:t>
+        <w:t xml:space="preserve">1.7 </w:t>
       </w:r>
       <w:r>
         <w:rPr>
@@ -10771,9 +10765,8 @@
           <w:bCs/>
           <w:sz w:val="24"/>
           <w:szCs w:val="24"/>
-          <w:lang w:val="en-GB"/>
-        </w:rPr>
-        <w:t xml:space="preserve">.7 </w:t>
+        </w:rPr>
+        <w:t>Γραφήματα</w:t>
       </w:r>
       <w:r>
         <w:rPr>
@@ -10781,8 +10774,9 @@
           <w:bCs/>
           <w:sz w:val="24"/>
           <w:szCs w:val="24"/>
-        </w:rPr>
-        <w:t>Γραφήματα</w:t>
+          <w:lang w:val="en-GB"/>
+        </w:rPr>
+        <w:t xml:space="preserve"> </w:t>
       </w:r>
       <w:r>
         <w:rPr>
@@ -10790,9 +10784,8 @@
           <w:bCs/>
           <w:sz w:val="24"/>
           <w:szCs w:val="24"/>
-          <w:lang w:val="en-GB"/>
-        </w:rPr>
-        <w:t xml:space="preserve"> </w:t>
+        </w:rPr>
+        <w:t>για</w:t>
       </w:r>
       <w:r>
         <w:rPr>
@@ -10800,8 +10793,9 @@
           <w:bCs/>
           <w:sz w:val="24"/>
           <w:szCs w:val="24"/>
-        </w:rPr>
-        <w:t>για</w:t>
+          <w:lang w:val="en-GB"/>
+        </w:rPr>
+        <w:t xml:space="preserve"> </w:t>
       </w:r>
       <w:r>
         <w:rPr>
@@ -10809,9 +10803,8 @@
           <w:bCs/>
           <w:sz w:val="24"/>
           <w:szCs w:val="24"/>
-          <w:lang w:val="en-GB"/>
-        </w:rPr>
-        <w:t xml:space="preserve"> </w:t>
+        </w:rPr>
+        <w:t>τέσσερις</w:t>
       </w:r>
       <w:r>
         <w:rPr>
@@ -10819,8 +10812,9 @@
           <w:bCs/>
           <w:sz w:val="24"/>
           <w:szCs w:val="24"/>
-        </w:rPr>
-        <w:t>τέσσερις</w:t>
+          <w:lang w:val="en-GB"/>
+        </w:rPr>
+        <w:t xml:space="preserve"> </w:t>
       </w:r>
       <w:r>
         <w:rPr>
@@ -10828,9 +10822,8 @@
           <w:bCs/>
           <w:sz w:val="24"/>
           <w:szCs w:val="24"/>
-          <w:lang w:val="en-GB"/>
-        </w:rPr>
-        <w:t xml:space="preserve"> </w:t>
+        </w:rPr>
+        <w:t>θεραπευμένες</w:t>
       </w:r>
       <w:r>
         <w:rPr>
@@ -10838,8 +10831,9 @@
           <w:bCs/>
           <w:sz w:val="24"/>
           <w:szCs w:val="24"/>
-        </w:rPr>
-        <w:t>θεραπευμένες</w:t>
+          <w:lang w:val="en-GB"/>
+        </w:rPr>
+        <w:t xml:space="preserve"> </w:t>
       </w:r>
       <w:r>
         <w:rPr>
@@ -10847,16 +10841,6 @@
           <w:bCs/>
           <w:sz w:val="24"/>
           <w:szCs w:val="24"/>
-          <w:lang w:val="en-GB"/>
-        </w:rPr>
-        <w:t xml:space="preserve"> </w:t>
-      </w:r>
-      <w:r>
-        <w:rPr>
-          <w:b/>
-          <w:bCs/>
-          <w:sz w:val="24"/>
-          <w:szCs w:val="24"/>
         </w:rPr>
         <w:t>μονάδες</w:t>
       </w:r>
@@ -10909,6 +10893,7 @@
         <w:rPr>
           <w:noProof/>
         </w:rPr>
+        <w:lastRenderedPageBreak/>
         <w:drawing>
           <wp:inline distT="0" distB="0" distL="0" distR="0" wp14:anchorId="2D99985E" wp14:editId="2D99985F">
             <wp:extent cx="2602446" cy="1762743"/>
@@ -10923,7 +10908,7 @@
                     <pic:cNvPicPr/>
                   </pic:nvPicPr>
                   <pic:blipFill>
-                    <a:blip r:embed="rId7"/>
+                    <a:blip r:embed="rId8"/>
                     <a:stretch>
                       <a:fillRect/>
                     </a:stretch>
@@ -11021,7 +11006,6 @@
         <w:rPr>
           <w:noProof/>
         </w:rPr>
-        <w:lastRenderedPageBreak/>
         <w:drawing>
           <wp:inline distT="0" distB="0" distL="0" distR="0" wp14:anchorId="2D999860" wp14:editId="2D999861">
             <wp:extent cx="2566629" cy="1738484"/>
@@ -11036,7 +11020,7 @@
                     <pic:cNvPicPr/>
                   </pic:nvPicPr>
                   <pic:blipFill>
-                    <a:blip r:embed="rId8"/>
+                    <a:blip r:embed="rId9"/>
                     <a:stretch>
                       <a:fillRect/>
                     </a:stretch>
@@ -11154,7 +11138,7 @@
                     <pic:cNvPicPr/>
                   </pic:nvPicPr>
                   <pic:blipFill>
-                    <a:blip r:embed="rId9"/>
+                    <a:blip r:embed="rId10"/>
                     <a:stretch>
                       <a:fillRect/>
                     </a:stretch>
@@ -11213,6 +11197,7 @@
           <w:szCs w:val="24"/>
           <w:lang w:val="en-GB"/>
         </w:rPr>
+        <w:lastRenderedPageBreak/>
         <w:t>Figure</w:t>
       </w:r>
       <w:r>
@@ -11287,7 +11272,7 @@
                     <pic:cNvPicPr/>
                   </pic:nvPicPr>
                   <pic:blipFill>
-                    <a:blip r:embed="rId10"/>
+                    <a:blip r:embed="rId11"/>
                     <a:stretch>
                       <a:fillRect/>
                     </a:stretch>
@@ -11366,7 +11351,6 @@
         <w:rPr>
           <w:lang w:val="en-GB"/>
         </w:rPr>
-        <w:lastRenderedPageBreak/>
         <w:t>U001 and U003 exhibit large and increasing effects after treatment.</w:t>
       </w:r>
     </w:p>
@@ -13404,6 +13388,7 @@
           <w:szCs w:val="24"/>
           <w:lang w:eastAsia="el-GR"/>
         </w:rPr>
+        <w:lastRenderedPageBreak/>
         <w:t>Observations:</w:t>
       </w:r>
     </w:p>
@@ -13742,7 +13727,6 @@
           <w:szCs w:val="24"/>
           <w:lang w:val="en-GB"/>
         </w:rPr>
-        <w:lastRenderedPageBreak/>
         <w:t>1.10 ATT by geographical region (region</w:t>
       </w:r>
       <w:r>
@@ -14725,7 +14709,6 @@
         <w:rPr>
           <w:lang w:val="en-GB"/>
         </w:rPr>
-        <w:lastRenderedPageBreak/>
         <w:t>The finding supports the hypothesis that the treatment is possibly related to digital technologies or skills, where the initial knowledge base is crucial.</w:t>
       </w:r>
     </w:p>
@@ -16106,6 +16089,7 @@
           <w:szCs w:val="24"/>
           <w:lang w:val="en-GB" w:eastAsia="el-GR"/>
         </w:rPr>
+        <w:lastRenderedPageBreak/>
         <w:t xml:space="preserve">All intervals are positive and do not include zero (except perhaps the lower bound of </w:t>
       </w:r>
       <w:proofErr w:type="gramStart"/>
@@ -16249,7 +16233,6 @@
           <w:szCs w:val="24"/>
           <w:lang w:val="en-GB"/>
         </w:rPr>
-        <w:lastRenderedPageBreak/>
         <w:t>The results indicate strong heterogeneity in the treatment effect. First, the effect increases with time since treatment, reaching a maximum about two years after treatment (event time 10), indicating that the treatment has a cumulative rather than transient benefit. Second, there are significant geographical disparities: the North region has almost double the effect of East. Third, retail and agriculture firms benefit more than manufacturing, suggesting that the treatment may target specific functions (e.g., digital marketing, logistics). The most striking finding is the difference between high</w:t>
       </w:r>
       <w:r>

--- a/Causal inference using autoencoders and text.docx
+++ b/Causal inference using autoencoders and text.docx
@@ -8677,7 +8677,13 @@
             <w:rPr>
               <w:rFonts w:ascii="Cambria Math" w:hAnsi="Cambria Math"/>
             </w:rPr>
-            <m:t>L=</m:t>
+            <m:t>L</m:t>
+          </m:r>
+          <m:r>
+            <w:rPr>
+              <w:rFonts w:ascii="Cambria Math" w:hAnsi="Cambria Math"/>
+            </w:rPr>
+            <m:t>=</m:t>
           </m:r>
           <m:f>
             <m:fPr>
@@ -8704,7 +8710,13 @@
                     <w:rPr>
                       <w:rFonts w:ascii="Cambria Math" w:hAnsi="Cambria Math"/>
                     </w:rPr>
-                    <m:t>i=1</m:t>
+                    <m:t>i</m:t>
+                  </m:r>
+                  <m:r>
+                    <w:rPr>
+                      <w:rFonts w:ascii="Cambria Math" w:hAnsi="Cambria Math"/>
+                    </w:rPr>
+                    <m:t>=1</m:t>
                   </m:r>
                 </m:sub>
                 <m:sup>
@@ -8732,7 +8744,13 @@
                         <w:rPr>
                           <w:rFonts w:ascii="Cambria Math" w:hAnsi="Cambria Math"/>
                         </w:rPr>
-                        <m:t>t=1</m:t>
+                        <m:t>t</m:t>
+                      </m:r>
+                      <m:r>
+                        <w:rPr>
+                          <w:rFonts w:ascii="Cambria Math" w:hAnsi="Cambria Math"/>
+                        </w:rPr>
+                        <m:t>=1</m:t>
                       </m:r>
                     </m:sub>
                     <m:sup>
@@ -8889,7 +8907,13 @@
                     <w:rPr>
                       <w:rFonts w:ascii="Cambria Math" w:hAnsi="Cambria Math"/>
                     </w:rPr>
-                    <m:t>i=1</m:t>
+                    <m:t>i</m:t>
+                  </m:r>
+                  <m:r>
+                    <w:rPr>
+                      <w:rFonts w:ascii="Cambria Math" w:hAnsi="Cambria Math"/>
+                    </w:rPr>
+                    <m:t>=1</m:t>
                   </m:r>
                 </m:sub>
                 <m:sup>
@@ -8917,7 +8941,13 @@
                         <w:rPr>
                           <w:rFonts w:ascii="Cambria Math" w:hAnsi="Cambria Math"/>
                         </w:rPr>
-                        <m:t>t=1</m:t>
+                        <m:t>t</m:t>
+                      </m:r>
+                      <m:r>
+                        <w:rPr>
+                          <w:rFonts w:ascii="Cambria Math" w:hAnsi="Cambria Math"/>
+                        </w:rPr>
+                        <m:t>=1</m:t>
                       </m:r>
                     </m:sub>
                     <m:sup>
@@ -8962,7 +8992,13 @@
                 <w:rPr>
                   <w:rFonts w:ascii="Cambria Math" w:hAnsi="Cambria Math"/>
                 </w:rPr>
-                <m:t>+ε</m:t>
+                <m:t>+</m:t>
+              </m:r>
+              <m:r>
+                <w:rPr>
+                  <w:rFonts w:ascii="Cambria Math" w:hAnsi="Cambria Math"/>
+                </w:rPr>
+                <m:t>ε</m:t>
               </m:r>
             </m:den>
           </m:f>
@@ -9195,7 +9231,14 @@
                 <w:b/>
                 <w:bCs/>
               </w:rPr>
-              <w:t>Epoch</w:t>
+              <w:t>E</w:t>
+            </w:r>
+            <w:r>
+              <w:rPr>
+                <w:b/>
+                <w:bCs/>
+              </w:rPr>
+              <w:t>poch</w:t>
             </w:r>
             <w:proofErr w:type="spellEnd"/>
           </w:p>
@@ -10757,7 +10800,17 @@
           <w:szCs w:val="24"/>
           <w:lang w:val="en-GB"/>
         </w:rPr>
-        <w:t xml:space="preserve">1.7 </w:t>
+        <w:t>1</w:t>
+      </w:r>
+      <w:r>
+        <w:rPr>
+          <w:b/>
+          <w:bCs/>
+          <w:sz w:val="24"/>
+          <w:szCs w:val="24"/>
+          <w:lang w:val="en-GB"/>
+        </w:rPr>
+        <w:t xml:space="preserve">.7 </w:t>
       </w:r>
       <w:r>
         <w:rPr>
